--- a/17 18 20/2 Tableau/7.Dashboard/points.docx
+++ b/17 18 20/2 Tableau/7.Dashboard/points.docx
@@ -50,7 +50,7 @@
           <w:szCs w:val="20"/>
           <w:lang w:eastAsia="en-IN"/>
         </w:rPr>
-        <w:t>Total Applicants Count</w:t>
+        <w:t>Gender &amp; Marital Status Distribution</w:t>
       </w:r>
     </w:p>
     <w:p>
@@ -76,7 +76,7 @@
           <w:szCs w:val="20"/>
           <w:lang w:eastAsia="en-IN"/>
         </w:rPr>
-        <w:t>Gender &amp; Marital Status Distribution</w:t>
+        <w:t>Education &amp; Self-Employment Breakdown</w:t>
       </w:r>
     </w:p>
     <w:p>
@@ -102,7 +102,148 @@
           <w:szCs w:val="20"/>
           <w:lang w:eastAsia="en-IN"/>
         </w:rPr>
-        <w:t>Education &amp; Self-Employment Breakdown</w:t>
+        <w:t>Geography &amp; Property Area Distribution</w:t>
+      </w:r>
+      <w:r>
+        <w:rPr>
+          <w:rFonts w:ascii="Candara" w:eastAsia="Times New Roman" w:hAnsi="Candara" w:cs="Times New Roman"/>
+          <w:sz w:val="20"/>
+          <w:szCs w:val="20"/>
+          <w:lang w:eastAsia="en-IN"/>
+        </w:rPr>
+        <w:t xml:space="preserve"> </w:t>
+      </w:r>
+    </w:p>
+    <w:p>
+      <w:pPr>
+        <w:numPr>
+          <w:ilvl w:val="1"/>
+          <w:numId w:val="1"/>
+        </w:numPr>
+        <w:spacing w:before="100" w:beforeAutospacing="1" w:after="100" w:afterAutospacing="1" w:line="240" w:lineRule="auto"/>
+        <w:rPr>
+          <w:rFonts w:ascii="Candara" w:eastAsia="Times New Roman" w:hAnsi="Candara" w:cs="Times New Roman"/>
+          <w:sz w:val="20"/>
+          <w:szCs w:val="20"/>
+          <w:lang w:eastAsia="en-IN"/>
+        </w:rPr>
+      </w:pPr>
+      <w:r>
+        <w:rPr>
+          <w:rFonts w:ascii="Candara" w:eastAsia="Times New Roman" w:hAnsi="Candara" w:cs="Times New Roman"/>
+          <w:sz w:val="20"/>
+          <w:szCs w:val="20"/>
+          <w:lang w:eastAsia="en-IN"/>
+        </w:rPr>
+        <w:t>(</w:t>
+      </w:r>
+      <w:r>
+        <w:rPr>
+          <w:rFonts w:ascii="Candara" w:eastAsia="Times New Roman" w:hAnsi="Candara" w:cs="Courier New"/>
+          <w:sz w:val="20"/>
+          <w:szCs w:val="20"/>
+          <w:lang w:eastAsia="en-IN"/>
+        </w:rPr>
+        <w:t>France</w:t>
+      </w:r>
+      <w:r>
+        <w:rPr>
+          <w:rFonts w:ascii="Candara" w:eastAsia="Times New Roman" w:hAnsi="Candara" w:cs="Times New Roman"/>
+          <w:sz w:val="20"/>
+          <w:szCs w:val="20"/>
+          <w:lang w:eastAsia="en-IN"/>
+        </w:rPr>
+        <w:t xml:space="preserve">, </w:t>
+      </w:r>
+      <w:r>
+        <w:rPr>
+          <w:rFonts w:ascii="Candara" w:eastAsia="Times New Roman" w:hAnsi="Candara" w:cs="Courier New"/>
+          <w:sz w:val="20"/>
+          <w:szCs w:val="20"/>
+          <w:lang w:eastAsia="en-IN"/>
+        </w:rPr>
+        <w:t>Spain</w:t>
+      </w:r>
+      <w:r>
+        <w:rPr>
+          <w:rFonts w:ascii="Candara" w:eastAsia="Times New Roman" w:hAnsi="Candara" w:cs="Times New Roman"/>
+          <w:sz w:val="20"/>
+          <w:szCs w:val="20"/>
+          <w:lang w:eastAsia="en-IN"/>
+        </w:rPr>
+        <w:t xml:space="preserve">, </w:t>
+      </w:r>
+      <w:r>
+        <w:rPr>
+          <w:rFonts w:ascii="Candara" w:eastAsia="Times New Roman" w:hAnsi="Candara" w:cs="Courier New"/>
+          <w:sz w:val="20"/>
+          <w:szCs w:val="20"/>
+          <w:lang w:eastAsia="en-IN"/>
+        </w:rPr>
+        <w:t>Germany</w:t>
+      </w:r>
+      <w:r>
+        <w:rPr>
+          <w:rFonts w:ascii="Candara" w:eastAsia="Times New Roman" w:hAnsi="Candara" w:cs="Times New Roman"/>
+          <w:sz w:val="20"/>
+          <w:szCs w:val="20"/>
+          <w:lang w:eastAsia="en-IN"/>
+        </w:rPr>
+        <w:t xml:space="preserve"> / </w:t>
+      </w:r>
+      <w:r>
+        <w:rPr>
+          <w:rFonts w:ascii="Candara" w:eastAsia="Times New Roman" w:hAnsi="Candara" w:cs="Courier New"/>
+          <w:sz w:val="20"/>
+          <w:szCs w:val="20"/>
+          <w:lang w:eastAsia="en-IN"/>
+        </w:rPr>
+        <w:t>Urban</w:t>
+      </w:r>
+      <w:r>
+        <w:rPr>
+          <w:rFonts w:ascii="Candara" w:eastAsia="Times New Roman" w:hAnsi="Candara" w:cs="Times New Roman"/>
+          <w:sz w:val="20"/>
+          <w:szCs w:val="20"/>
+          <w:lang w:eastAsia="en-IN"/>
+        </w:rPr>
+        <w:t xml:space="preserve">, </w:t>
+      </w:r>
+      <w:r>
+        <w:rPr>
+          <w:rFonts w:ascii="Candara" w:eastAsia="Times New Roman" w:hAnsi="Candara" w:cs="Courier New"/>
+          <w:sz w:val="20"/>
+          <w:szCs w:val="20"/>
+          <w:lang w:eastAsia="en-IN"/>
+        </w:rPr>
+        <w:t>Semiurban</w:t>
+      </w:r>
+      <w:r>
+        <w:rPr>
+          <w:rFonts w:ascii="Candara" w:eastAsia="Times New Roman" w:hAnsi="Candara" w:cs="Times New Roman"/>
+          <w:sz w:val="20"/>
+          <w:szCs w:val="20"/>
+          <w:lang w:eastAsia="en-IN"/>
+        </w:rPr>
+        <w:t xml:space="preserve">, </w:t>
+      </w:r>
+      <w:r>
+        <w:rPr>
+          <w:rFonts w:ascii="Candara" w:eastAsia="Times New Roman" w:hAnsi="Candara" w:cs="Courier New"/>
+          <w:sz w:val="20"/>
+          <w:szCs w:val="20"/>
+          <w:lang w:eastAsia="en-IN"/>
+        </w:rPr>
+        <w:t>Rural</w:t>
+      </w:r>
+      <w:r>
+        <w:rPr>
+          <w:rFonts w:ascii="Candara" w:eastAsia="Times New Roman" w:hAnsi="Candara" w:cs="Times New Roman"/>
+          <w:sz w:val="20"/>
+          <w:szCs w:val="20"/>
+          <w:lang w:eastAsia="en-IN"/>
+        </w:rPr>
+        <w:t>)</w:t>
       </w:r>
     </w:p>
     <w:p>
@@ -128,141 +269,22 @@
           <w:szCs w:val="20"/>
           <w:lang w:eastAsia="en-IN"/>
         </w:rPr>
-        <w:t>Geography &amp; Property Area Distribution</w:t>
-      </w:r>
-      <w:r>
-        <w:rPr>
-          <w:rFonts w:ascii="Candara" w:eastAsia="Times New Roman" w:hAnsi="Candara" w:cs="Times New Roman"/>
-          <w:sz w:val="20"/>
-          <w:szCs w:val="20"/>
-          <w:lang w:eastAsia="en-IN"/>
-        </w:rPr>
-        <w:t xml:space="preserve"> (</w:t>
-      </w:r>
-      <w:r>
-        <w:rPr>
-          <w:rFonts w:ascii="Candara" w:eastAsia="Times New Roman" w:hAnsi="Candara" w:cs="Courier New"/>
-          <w:sz w:val="20"/>
-          <w:szCs w:val="20"/>
-          <w:lang w:eastAsia="en-IN"/>
-        </w:rPr>
-        <w:t>France</w:t>
-      </w:r>
-      <w:r>
-        <w:rPr>
-          <w:rFonts w:ascii="Candara" w:eastAsia="Times New Roman" w:hAnsi="Candara" w:cs="Times New Roman"/>
-          <w:sz w:val="20"/>
-          <w:szCs w:val="20"/>
-          <w:lang w:eastAsia="en-IN"/>
-        </w:rPr>
-        <w:t xml:space="preserve">, </w:t>
-      </w:r>
-      <w:r>
-        <w:rPr>
-          <w:rFonts w:ascii="Candara" w:eastAsia="Times New Roman" w:hAnsi="Candara" w:cs="Courier New"/>
-          <w:sz w:val="20"/>
-          <w:szCs w:val="20"/>
-          <w:lang w:eastAsia="en-IN"/>
-        </w:rPr>
-        <w:t>Spain</w:t>
-      </w:r>
-      <w:r>
-        <w:rPr>
-          <w:rFonts w:ascii="Candara" w:eastAsia="Times New Roman" w:hAnsi="Candara" w:cs="Times New Roman"/>
-          <w:sz w:val="20"/>
-          <w:szCs w:val="20"/>
-          <w:lang w:eastAsia="en-IN"/>
-        </w:rPr>
-        <w:t xml:space="preserve">, </w:t>
-      </w:r>
-      <w:r>
-        <w:rPr>
-          <w:rFonts w:ascii="Candara" w:eastAsia="Times New Roman" w:hAnsi="Candara" w:cs="Courier New"/>
-          <w:sz w:val="20"/>
-          <w:szCs w:val="20"/>
-          <w:lang w:eastAsia="en-IN"/>
-        </w:rPr>
-        <w:t>Germany</w:t>
-      </w:r>
-      <w:r>
-        <w:rPr>
-          <w:rFonts w:ascii="Candara" w:eastAsia="Times New Roman" w:hAnsi="Candara" w:cs="Times New Roman"/>
-          <w:sz w:val="20"/>
-          <w:szCs w:val="20"/>
-          <w:lang w:eastAsia="en-IN"/>
-        </w:rPr>
-        <w:t xml:space="preserve"> / </w:t>
-      </w:r>
-      <w:r>
-        <w:rPr>
-          <w:rFonts w:ascii="Candara" w:eastAsia="Times New Roman" w:hAnsi="Candara" w:cs="Courier New"/>
-          <w:sz w:val="20"/>
-          <w:szCs w:val="20"/>
-          <w:lang w:eastAsia="en-IN"/>
-        </w:rPr>
-        <w:t>Urba</w:t>
-      </w:r>
-      <w:bookmarkStart w:id="0" w:name="_GoBack"/>
-      <w:bookmarkEnd w:id="0"/>
-      <w:r>
-        <w:rPr>
-          <w:rFonts w:ascii="Candara" w:eastAsia="Times New Roman" w:hAnsi="Candara" w:cs="Courier New"/>
-          <w:sz w:val="20"/>
-          <w:szCs w:val="20"/>
-          <w:lang w:eastAsia="en-IN"/>
-        </w:rPr>
-        <w:t>n</w:t>
-      </w:r>
-      <w:r>
-        <w:rPr>
-          <w:rFonts w:ascii="Candara" w:eastAsia="Times New Roman" w:hAnsi="Candara" w:cs="Times New Roman"/>
-          <w:sz w:val="20"/>
-          <w:szCs w:val="20"/>
-          <w:lang w:eastAsia="en-IN"/>
-        </w:rPr>
-        <w:t xml:space="preserve">, </w:t>
-      </w:r>
-      <w:r>
-        <w:rPr>
-          <w:rFonts w:ascii="Candara" w:eastAsia="Times New Roman" w:hAnsi="Candara" w:cs="Courier New"/>
-          <w:sz w:val="20"/>
-          <w:szCs w:val="20"/>
-          <w:lang w:eastAsia="en-IN"/>
-        </w:rPr>
-        <w:t>Semiurban</w:t>
-      </w:r>
-      <w:r>
-        <w:rPr>
-          <w:rFonts w:ascii="Candara" w:eastAsia="Times New Roman" w:hAnsi="Candara" w:cs="Times New Roman"/>
-          <w:sz w:val="20"/>
-          <w:szCs w:val="20"/>
-          <w:lang w:eastAsia="en-IN"/>
-        </w:rPr>
-        <w:t xml:space="preserve">, </w:t>
-      </w:r>
-      <w:r>
-        <w:rPr>
-          <w:rFonts w:ascii="Candara" w:eastAsia="Times New Roman" w:hAnsi="Candara" w:cs="Courier New"/>
-          <w:sz w:val="20"/>
-          <w:szCs w:val="20"/>
-          <w:lang w:eastAsia="en-IN"/>
-        </w:rPr>
-        <w:t>Rural</w:t>
-      </w:r>
-      <w:r>
-        <w:rPr>
-          <w:rFonts w:ascii="Candara" w:eastAsia="Times New Roman" w:hAnsi="Candara" w:cs="Times New Roman"/>
-          <w:sz w:val="20"/>
-          <w:szCs w:val="20"/>
-          <w:lang w:eastAsia="en-IN"/>
-        </w:rPr>
-        <w:t>)</w:t>
+        <w:t>Financial Product Ownership</w:t>
+      </w:r>
+      <w:r>
+        <w:rPr>
+          <w:rFonts w:ascii="Candara" w:eastAsia="Times New Roman" w:hAnsi="Candara" w:cs="Times New Roman"/>
+          <w:sz w:val="20"/>
+          <w:szCs w:val="20"/>
+          <w:lang w:eastAsia="en-IN"/>
+        </w:rPr>
+        <w:t xml:space="preserve"> </w:t>
       </w:r>
     </w:p>
     <w:p>
       <w:pPr>
         <w:numPr>
-          <w:ilvl w:val="0"/>
+          <w:ilvl w:val="1"/>
           <w:numId w:val="1"/>
         </w:numPr>
         <w:spacing w:before="100" w:beforeAutospacing="1" w:after="100" w:afterAutospacing="1" w:line="240" w:lineRule="auto"/>
@@ -276,22 +298,11 @@
       <w:r>
         <w:rPr>
           <w:rFonts w:ascii="Candara" w:eastAsia="Times New Roman" w:hAnsi="Candara" w:cs="Times New Roman"/>
-          <w:b/>
-          <w:bCs/>
-          <w:sz w:val="20"/>
-          <w:szCs w:val="20"/>
-          <w:lang w:eastAsia="en-IN"/>
-        </w:rPr>
-        <w:t>Financial Product Ownership</w:t>
-      </w:r>
-      <w:r>
-        <w:rPr>
-          <w:rFonts w:ascii="Candara" w:eastAsia="Times New Roman" w:hAnsi="Candara" w:cs="Times New Roman"/>
-          <w:sz w:val="20"/>
-          <w:szCs w:val="20"/>
-          <w:lang w:eastAsia="en-IN"/>
-        </w:rPr>
-        <w:t xml:space="preserve"> (</w:t>
+          <w:sz w:val="20"/>
+          <w:szCs w:val="20"/>
+          <w:lang w:eastAsia="en-IN"/>
+        </w:rPr>
+        <w:t>(</w:t>
       </w:r>
       <w:r>
         <w:rPr>
@@ -313,30 +324,21 @@
       </w:r>
       <w:r>
         <w:rPr>
+          <w:rFonts w:ascii="Candara" w:eastAsia="Times New Roman" w:hAnsi="Candara" w:cs="Times New Roman"/>
+          <w:sz w:val="20"/>
+          <w:szCs w:val="20"/>
+          <w:lang w:eastAsia="en-IN"/>
+        </w:rPr>
+        <w:t xml:space="preserve"> </w:t>
+      </w:r>
+      <w:r>
+        <w:rPr>
           <w:rFonts w:ascii="Candara" w:eastAsia="Times New Roman" w:hAnsi="Candara" w:cs="Courier New"/>
           <w:sz w:val="20"/>
           <w:szCs w:val="20"/>
           <w:lang w:eastAsia="en-IN"/>
         </w:rPr>
         <w:t>HasCar</w:t>
-      </w:r>
-      <w:r>
-        <w:rPr>
-          <w:rFonts w:ascii="Candara" w:eastAsia="Times New Roman" w:hAnsi="Candara" w:cs="Times New Roman"/>
-          <w:sz w:val="20"/>
-          <w:szCs w:val="20"/>
-          <w:lang w:eastAsia="en-IN"/>
-        </w:rPr>
-        <w:t xml:space="preserve">, </w:t>
-      </w:r>
-      <w:r>
-        <w:rPr>
-          <w:rFonts w:ascii="Candara" w:eastAsia="Times New Roman" w:hAnsi="Candara" w:cs="Courier New"/>
-          <w:sz w:val="20"/>
-          <w:szCs w:val="20"/>
-          <w:lang w:eastAsia="en-IN"/>
-        </w:rPr>
-        <w:t>NumOfProducts</w:t>
       </w:r>
       <w:r>
         <w:rPr>
@@ -414,7 +416,18 @@
           <w:szCs w:val="20"/>
           <w:lang w:eastAsia="en-IN"/>
         </w:rPr>
-        <w:t xml:space="preserve">in Married </w:t>
+        <w:t>i</w:t>
+      </w:r>
+      <w:bookmarkStart w:id="0" w:name="_GoBack"/>
+      <w:bookmarkEnd w:id="0"/>
+      <w:r>
+        <w:rPr>
+          <w:rFonts w:ascii="Candara" w:eastAsia="Times New Roman" w:hAnsi="Candara" w:cs="Times New Roman"/>
+          <w:sz w:val="20"/>
+          <w:szCs w:val="20"/>
+          <w:lang w:eastAsia="en-IN"/>
+        </w:rPr>
+        <w:t xml:space="preserve">n Married </w:t>
       </w:r>
       <w:r>
         <w:rPr>
@@ -1144,7 +1157,7 @@
         <w:sz w:val="20"/>
       </w:rPr>
     </w:lvl>
-    <w:lvl w:ilvl="1" w:tentative="1">
+    <w:lvl w:ilvl="1">
       <w:start w:val="1"/>
       <w:numFmt w:val="bullet"/>
       <w:lvlText w:val="o"/>
